--- a/testakten/insolvenzverwaltung-nordlicht-handels-kiel/03_Vergleich_KielerVolksbank_05-05-2014.docx
+++ b/testakten/insolvenzverwaltung-nordlicht-handels-kiel/03_Vergleich_KielerVolksbank_05-05-2014.docx
@@ -5,35 +5,48 @@
     <w:p>
       <w:pPr>
         <w:pStyle w:val="Heading1"/>
+        <w:spacing w:after="160" w:line="259" w:lineRule="auto"/>
       </w:pPr>
       <w:r>
         <w:rPr>
           <w:rFonts w:ascii="Times New Roman" w:hAnsi="Times New Roman"/>
+          <w:b/>
+          <w:sz w:val="28"/>
         </w:rPr>
         <w:t>Vergleichs-Vereinbarung mit Kieler Volksbank eG</w:t>
       </w:r>
     </w:p>
     <w:p>
       <w:pPr>
+        <w:spacing w:before="120" w:after="60" w:line="259" w:lineRule="auto"/>
         <w:jc w:val="left"/>
       </w:pPr>
       <w:r>
+        <w:rPr>
+          <w:rFonts w:ascii="Times New Roman" w:hAnsi="Times New Roman"/>
+          <w:b/>
+          <w:sz w:val="22"/>
+        </w:rPr>
         <w:t>zwischen</w:t>
       </w:r>
     </w:p>
     <w:p>
       <w:pPr>
+        <w:spacing w:before="120" w:after="60" w:line="259" w:lineRule="auto"/>
         <w:jc w:val="left"/>
       </w:pPr>
       <w:r>
         <w:rPr>
+          <w:rFonts w:ascii="Times New Roman" w:hAnsi="Times New Roman"/>
           <w:b/>
+          <w:sz w:val="22"/>
         </w:rPr>
         <w:t>Dr. Jens-Peter Hartmann</w:t>
       </w:r>
     </w:p>
     <w:p>
       <w:pPr>
+        <w:spacing w:line="259" w:lineRule="auto" w:after="60"/>
         <w:jc w:val="left"/>
       </w:pPr>
       <w:r>
@@ -42,30 +55,49 @@
     </w:p>
     <w:p>
       <w:pPr>
+        <w:spacing w:before="120" w:after="60" w:line="259" w:lineRule="auto"/>
         <w:jc w:val="left"/>
       </w:pPr>
       <w:r>
+        <w:rPr>
+          <w:rFonts w:ascii="Times New Roman" w:hAnsi="Times New Roman"/>
+          <w:b/>
+          <w:sz w:val="22"/>
+        </w:rPr>
         <w:t>Hopfenstraße 47, 24103 Kiel</w:t>
       </w:r>
     </w:p>
     <w:p>
       <w:pPr>
+        <w:spacing w:before="120" w:after="60" w:line="259" w:lineRule="auto"/>
         <w:jc w:val="left"/>
       </w:pPr>
       <w:r>
+        <w:rPr>
+          <w:rFonts w:ascii="Times New Roman" w:hAnsi="Times New Roman"/>
+          <w:b/>
+          <w:sz w:val="22"/>
+        </w:rPr>
         <w:t>— Insolvenzverwalter —</w:t>
       </w:r>
     </w:p>
     <w:p>
       <w:pPr>
+        <w:spacing w:before="120" w:after="60" w:line="259" w:lineRule="auto"/>
         <w:jc w:val="left"/>
       </w:pPr>
       <w:r>
+        <w:rPr>
+          <w:rFonts w:ascii="Times New Roman" w:hAnsi="Times New Roman"/>
+          <w:b/>
+          <w:sz w:val="22"/>
+        </w:rPr>
         <w:t>und</w:t>
       </w:r>
     </w:p>
     <w:p>
       <w:pPr>
+        <w:spacing w:line="259" w:lineRule="auto" w:after="60"/>
         <w:jc w:val="left"/>
       </w:pPr>
       <w:r>
@@ -80,6 +112,7 @@
     </w:p>
     <w:p>
       <w:pPr>
+        <w:spacing w:line="259" w:lineRule="auto" w:after="60"/>
         <w:jc w:val="left"/>
       </w:pPr>
       <w:r>
@@ -88,6 +121,7 @@
     </w:p>
     <w:p>
       <w:pPr>
+        <w:spacing w:line="259" w:lineRule="auto" w:after="60"/>
         <w:jc w:val="left"/>
       </w:pPr>
       <w:r>
@@ -97,6 +131,7 @@
     <w:p>
       <w:pPr>
         <w:pStyle w:val="ListBullet"/>
+        <w:spacing w:line="259" w:lineRule="auto" w:after="60"/>
       </w:pPr>
       <w:r>
         <w:t>der Forderungsanmeldung der Gläubigerin zur Tabelle vom 28.06.2013 in Höhe von EUR 248.500 (lfd. Tabellennummer 1)</w:t>
@@ -105,6 +140,7 @@
     <w:p>
       <w:pPr>
         <w:pStyle w:val="ListBullet"/>
+        <w:spacing w:line="259" w:lineRule="auto" w:after="60"/>
       </w:pPr>
       <w:r>
         <w:t>der Bestreitung der Forderung in Höhe von EUR 51.420 durch den Insolvenzverwalter im Prüfungstermin 15.08.2013</w:t>
@@ -113,6 +149,7 @@
     <w:p>
       <w:pPr>
         <w:pStyle w:val="ListBullet"/>
+        <w:spacing w:line="259" w:lineRule="auto" w:after="60"/>
       </w:pPr>
       <w:r>
         <w:t>des seitdem geführten Vergleichs-Streits</w:t>
@@ -120,6 +157,7 @@
     </w:p>
     <w:p>
       <w:pPr>
+        <w:spacing w:line="259" w:lineRule="auto" w:after="60"/>
         <w:jc w:val="left"/>
       </w:pPr>
       <w:r>
@@ -129,6 +167,7 @@
     <w:p>
       <w:pPr>
         <w:pStyle w:val="Heading2"/>
+        <w:spacing w:line="259" w:lineRule="auto" w:after="60"/>
       </w:pPr>
       <w:r>
         <w:rPr>
@@ -139,6 +178,7 @@
     </w:p>
     <w:p>
       <w:pPr>
+        <w:spacing w:line="259" w:lineRule="auto" w:after="60"/>
         <w:jc w:val="left"/>
       </w:pPr>
       <w:r>
@@ -148,6 +188,7 @@
     <w:p>
       <w:pPr>
         <w:pStyle w:val="Heading2"/>
+        <w:spacing w:line="259" w:lineRule="auto" w:after="60"/>
       </w:pPr>
       <w:r>
         <w:rPr>
@@ -158,6 +199,7 @@
     </w:p>
     <w:p>
       <w:pPr>
+        <w:spacing w:line="259" w:lineRule="auto" w:after="60"/>
         <w:jc w:val="left"/>
       </w:pPr>
       <w:r>
@@ -167,6 +209,7 @@
     <w:p>
       <w:pPr>
         <w:pStyle w:val="ListBullet"/>
+        <w:spacing w:line="259" w:lineRule="auto" w:after="60"/>
       </w:pPr>
       <w:r>
         <w:t>EUR 31.420 Verzugszinsen für die Periode 01.10.2010 bis 13.01.2013 (Zinssatz 6 % auf Kontokorrent, vom Verwalter bestritten in Höhe der Verzinsung über dem gesetzlichen Verzugszinssatz)</w:t>
@@ -175,6 +218,7 @@
     <w:p>
       <w:pPr>
         <w:pStyle w:val="ListBullet"/>
+        <w:spacing w:line="259" w:lineRule="auto" w:after="60"/>
       </w:pPr>
       <w:r>
         <w:t>EUR 14.800 Vorfälligkeits-Entschädigung für vorzeitige Beendigung des Investitions-Darlehens (vom Verwalter bestritten als unangemessen hoch)</w:t>
@@ -183,6 +227,7 @@
     <w:p>
       <w:pPr>
         <w:pStyle w:val="ListBullet"/>
+        <w:spacing w:line="259" w:lineRule="auto" w:after="60"/>
       </w:pPr>
       <w:r>
         <w:t>EUR 5.200 Bearbeitungs- und Mahnkosten (vom Verwalter bestritten als nicht-erforderlich)</w:t>
@@ -191,6 +236,7 @@
     <w:p>
       <w:pPr>
         <w:pStyle w:val="Heading2"/>
+        <w:spacing w:line="259" w:lineRule="auto" w:after="60"/>
       </w:pPr>
       <w:r>
         <w:rPr>
@@ -201,6 +247,7 @@
     </w:p>
     <w:p>
       <w:pPr>
+        <w:spacing w:line="259" w:lineRule="auto" w:after="60"/>
         <w:jc w:val="left"/>
       </w:pPr>
       <w:r>
@@ -210,6 +257,7 @@
     <w:p>
       <w:pPr>
         <w:pStyle w:val="ListNumber"/>
+        <w:spacing w:line="259" w:lineRule="auto" w:after="60"/>
       </w:pPr>
       <w:r>
         <w:t>Die Gläubigerin verzichtet auf die Verzugszinsen-Differenz iHv EUR 18.420.</w:t>
@@ -218,6 +266,7 @@
     <w:p>
       <w:pPr>
         <w:pStyle w:val="ListNumber"/>
+        <w:spacing w:line="259" w:lineRule="auto" w:after="60"/>
       </w:pPr>
       <w:r>
         <w:t>Die Vorfälligkeits-Entschädigung wird auf EUR 7.420 reduziert (anstelle EUR 14.800).</w:t>
@@ -226,6 +275,7 @@
     <w:p>
       <w:pPr>
         <w:pStyle w:val="ListNumber"/>
+        <w:spacing w:line="259" w:lineRule="auto" w:after="60"/>
       </w:pPr>
       <w:r>
         <w:t>Die Bearbeitungs- und Mahnkosten werden auf EUR 1.842 reduziert.</w:t>
@@ -233,6 +283,7 @@
     </w:p>
     <w:p>
       <w:pPr>
+        <w:spacing w:line="259" w:lineRule="auto" w:after="60"/>
         <w:jc w:val="left"/>
       </w:pPr>
       <w:r>
@@ -466,6 +517,7 @@
     </w:tbl>
     <w:p>
       <w:pPr>
+        <w:spacing w:line="259" w:lineRule="auto" w:after="60"/>
         <w:jc w:val="left"/>
       </w:pPr>
       <w:r>
@@ -475,6 +527,7 @@
     <w:p>
       <w:pPr>
         <w:pStyle w:val="Heading2"/>
+        <w:spacing w:line="259" w:lineRule="auto" w:after="60"/>
       </w:pPr>
       <w:r>
         <w:rPr>
@@ -486,6 +539,7 @@
     <w:p>
       <w:pPr>
         <w:pStyle w:val="ListBullet"/>
+        <w:spacing w:line="259" w:lineRule="auto" w:after="60"/>
       </w:pPr>
       <w:r>
         <w:t>Die Tabelleneintragung wird mit dieser Vereinbarung auf EUR 214.302 berichtigt.</w:t>
@@ -494,6 +548,7 @@
     <w:p>
       <w:pPr>
         <w:pStyle w:val="ListBullet"/>
+        <w:spacing w:line="259" w:lineRule="auto" w:after="60"/>
       </w:pPr>
       <w:r>
         <w:t>Die ursprünglich angemeldete Mehr-Forderung iHv EUR 34.198 (Differenz zwischen EUR 248.500 und EUR 214.302) wird zurückgenommen.</w:t>
@@ -502,6 +557,7 @@
     <w:p>
       <w:pPr>
         <w:pStyle w:val="ListBullet"/>
+        <w:spacing w:line="259" w:lineRule="auto" w:after="60"/>
       </w:pPr>
       <w:r>
         <w:t>Eine streitige Auseinandersetzung über die Tabelle entfällt.</w:t>
@@ -510,6 +566,7 @@
     <w:p>
       <w:pPr>
         <w:pStyle w:val="Heading2"/>
+        <w:spacing w:line="259" w:lineRule="auto" w:after="60"/>
       </w:pPr>
       <w:r>
         <w:rPr>
@@ -520,6 +577,7 @@
     </w:p>
     <w:p>
       <w:pPr>
+        <w:spacing w:line="259" w:lineRule="auto" w:after="60"/>
         <w:jc w:val="left"/>
       </w:pPr>
       <w:r>
@@ -528,6 +586,7 @@
     </w:p>
     <w:p>
       <w:pPr>
+        <w:spacing w:line="259" w:lineRule="auto" w:after="60"/>
         <w:jc w:val="left"/>
       </w:pPr>
       <w:r>
@@ -537,6 +596,7 @@
     <w:p>
       <w:pPr>
         <w:pStyle w:val="Heading2"/>
+        <w:spacing w:line="259" w:lineRule="auto" w:after="60"/>
       </w:pPr>
       <w:r>
         <w:rPr>
@@ -547,6 +607,7 @@
     </w:p>
     <w:p>
       <w:pPr>
+        <w:spacing w:line="259" w:lineRule="auto" w:after="60"/>
         <w:jc w:val="left"/>
       </w:pPr>
       <w:r>
@@ -555,6 +616,7 @@
     </w:p>
     <w:p>
       <w:pPr>
+        <w:spacing w:line="259" w:lineRule="auto" w:after="60"/>
         <w:jc w:val="left"/>
       </w:pPr>
       <w:r>
@@ -564,6 +626,7 @@
     <w:p>
       <w:pPr>
         <w:pStyle w:val="Heading2"/>
+        <w:spacing w:line="259" w:lineRule="auto" w:after="60"/>
       </w:pPr>
       <w:r>
         <w:rPr>
@@ -574,6 +637,7 @@
     </w:p>
     <w:p>
       <w:pPr>
+        <w:spacing w:line="259" w:lineRule="auto" w:after="60"/>
         <w:jc w:val="left"/>
       </w:pPr>
       <w:r>
@@ -583,6 +647,7 @@
     <w:p>
       <w:pPr>
         <w:pStyle w:val="Heading2"/>
+        <w:spacing w:line="259" w:lineRule="auto" w:after="60"/>
       </w:pPr>
       <w:r>
         <w:rPr>
@@ -593,15 +658,21 @@
     </w:p>
     <w:p>
       <w:pPr>
+        <w:spacing w:line="259" w:lineRule="auto" w:after="60"/>
         <w:jc w:val="left"/>
       </w:pPr>
       <w:r>
         <w:t>Bei etwaigen Streitigkeiten aus dieser Vereinbarung ist das Amtsgericht Kiel zuständig (Erfüllungsort Kiel).</w:t>
       </w:r>
     </w:p>
-    <w:p/>
     <w:p>
       <w:pPr>
+        <w:spacing w:line="259" w:lineRule="auto" w:after="60"/>
+      </w:pPr>
+    </w:p>
+    <w:p>
+      <w:pPr>
+        <w:spacing w:line="259" w:lineRule="auto" w:after="60"/>
         <w:jc w:val="left"/>
       </w:pPr>
       <w:r>
@@ -610,6 +681,7 @@
     </w:p>
     <w:p>
       <w:pPr>
+        <w:spacing w:line="259" w:lineRule="auto" w:after="60"/>
         <w:jc w:val="left"/>
       </w:pPr>
       <w:r>
@@ -618,6 +690,7 @@
     </w:p>
     <w:p>
       <w:pPr>
+        <w:spacing w:line="259" w:lineRule="auto" w:after="60"/>
         <w:jc w:val="left"/>
       </w:pPr>
       <w:r>
@@ -626,6 +699,7 @@
     </w:p>
     <w:p>
       <w:pPr>
+        <w:spacing w:line="259" w:lineRule="auto" w:after="60"/>
         <w:jc w:val="left"/>
       </w:pPr>
       <w:r>
@@ -634,6 +708,7 @@
     </w:p>
     <w:p>
       <w:pPr>
+        <w:spacing w:line="259" w:lineRule="auto" w:after="60"/>
         <w:jc w:val="left"/>
       </w:pPr>
       <w:r>
@@ -642,6 +717,7 @@
     </w:p>
     <w:p>
       <w:pPr>
+        <w:spacing w:line="259" w:lineRule="auto" w:after="60"/>
         <w:jc w:val="left"/>
       </w:pPr>
       <w:r>
@@ -650,15 +726,21 @@
     </w:p>
     <w:p>
       <w:pPr>
+        <w:spacing w:line="259" w:lineRule="auto" w:after="60"/>
         <w:jc w:val="left"/>
       </w:pPr>
       <w:r>
         <w:t>für die Kieler Volksbank eG</w:t>
       </w:r>
     </w:p>
-    <w:p/>
     <w:p>
       <w:pPr>
+        <w:spacing w:line="259" w:lineRule="auto" w:after="60"/>
+      </w:pPr>
+    </w:p>
+    <w:p>
+      <w:pPr>
+        <w:spacing w:line="259" w:lineRule="auto" w:after="60"/>
         <w:jc w:val="left"/>
       </w:pPr>
       <w:r>
@@ -670,6 +752,7 @@
     </w:p>
     <w:p>
       <w:pPr>
+        <w:spacing w:line="259" w:lineRule="auto" w:after="60"/>
         <w:jc w:val="left"/>
       </w:pPr>
       <w:r>
@@ -677,13 +760,58 @@
       </w:r>
     </w:p>
     <w:sectPr>
+      <w:headerReference w:type="default" r:id="rId9"/>
+      <w:footerReference w:type="default" r:id="rId10"/>
       <w:pgSz w:w="11906" w:h="16838"/>
-      <w:pgMar w:top="1417" w:right="1417" w:bottom="1417" w:left="1417" w:header="720" w:footer="720" w:gutter="0"/>
+      <w:pgMar w:top="1191" w:right="1247" w:bottom="1134" w:left="1361" w:header="720" w:footer="720" w:gutter="0"/>
       <w:cols w:space="720"/>
       <w:docGrid w:linePitch="360"/>
     </w:sectPr>
   </w:body>
 </w:document>
+</file>
+
+<file path=word/footer1.xml><?xml version="1.0" encoding="utf-8"?>
+<w:ftr xmlns:m="http://schemas.openxmlformats.org/officeDocument/2006/math" xmlns:mc="http://schemas.openxmlformats.org/markup-compatibility/2006" xmlns:mo="http://schemas.microsoft.com/office/mac/office/2008/main" xmlns:mv="urn:schemas-microsoft-com:mac:vml" xmlns:o="urn:schemas-microsoft-com:office:office" xmlns:r="http://schemas.openxmlformats.org/officeDocument/2006/relationships" xmlns:v="urn:schemas-microsoft-com:vml" xmlns:w10="urn:schemas-microsoft-com:office:word" xmlns:w14="http://schemas.microsoft.com/office/word/2010/wordml" xmlns:w="http://schemas.openxmlformats.org/wordprocessingml/2006/main" xmlns:wne="http://schemas.microsoft.com/office/word/2006/wordml" xmlns:wp14="http://schemas.microsoft.com/office/word/2010/wordprocessingDrawing" xmlns:wp="http://schemas.openxmlformats.org/drawingml/2006/wordprocessingDrawing" xmlns:wpc="http://schemas.microsoft.com/office/word/2010/wordprocessingCanvas" xmlns:wpg="http://schemas.microsoft.com/office/word/2010/wordprocessingGroup" xmlns:wpi="http://schemas.microsoft.com/office/word/2010/wordprocessingInk" xmlns:wps="http://schemas.microsoft.com/office/word/2010/wordprocessingShape" mc:Ignorable="w14 wp14">
+  <w:p>
+    <w:pPr>
+      <w:pStyle w:val="Footer"/>
+      <w:jc w:val="left"/>
+    </w:pPr>
+    <w:r/>
+    <w:r>
+      <w:rPr>
+        <w:rFonts w:ascii="Times New Roman" w:hAnsi="Times New Roman"/>
+        <w:b w:val="0"/>
+        <w:color w:val="777777"/>
+        <w:sz w:val="17"/>
+      </w:rPr>
+      <w:t>Vertraulich | Bearbeitungsstand Juli 2026 | nur zur Aktenbearbeitung</w:t>
+    </w:r>
+  </w:p>
+</w:ftr>
+</file>
+
+<file path=word/header1.xml><?xml version="1.0" encoding="utf-8"?>
+<w:hdr xmlns:m="http://schemas.openxmlformats.org/officeDocument/2006/math" xmlns:mc="http://schemas.openxmlformats.org/markup-compatibility/2006" xmlns:mo="http://schemas.microsoft.com/office/mac/office/2008/main" xmlns:mv="urn:schemas-microsoft-com:mac:vml" xmlns:o="urn:schemas-microsoft-com:office:office" xmlns:r="http://schemas.openxmlformats.org/officeDocument/2006/relationships" xmlns:v="urn:schemas-microsoft-com:vml" xmlns:w10="urn:schemas-microsoft-com:office:word" xmlns:w14="http://schemas.microsoft.com/office/word/2010/wordml" xmlns:w="http://schemas.openxmlformats.org/wordprocessingml/2006/main" xmlns:wne="http://schemas.microsoft.com/office/word/2006/wordml" xmlns:wp14="http://schemas.microsoft.com/office/word/2010/wordprocessingDrawing" xmlns:wp="http://schemas.openxmlformats.org/drawingml/2006/wordprocessingDrawing" xmlns:wpc="http://schemas.microsoft.com/office/word/2010/wordprocessingCanvas" xmlns:wpg="http://schemas.microsoft.com/office/word/2010/wordprocessingGroup" xmlns:wpi="http://schemas.microsoft.com/office/word/2010/wordprocessingInk" xmlns:wps="http://schemas.microsoft.com/office/word/2010/wordprocessingShape" mc:Ignorable="w14 wp14">
+  <w:p>
+    <w:pPr>
+      <w:pStyle w:val="Header"/>
+      <w:jc w:val="left"/>
+    </w:pPr>
+    <w:r/>
+    <w:r>
+      <w:rPr>
+        <w:rFonts w:ascii="Times New Roman" w:hAnsi="Times New Roman"/>
+        <w:b w:val="0"/>
+        <w:i w:val="0"/>
+        <w:color w:val="666666"/>
+        <w:sz w:val="17"/>
+      </w:rPr>
+      <w:t>Lindenhof und Partner mbB | Insolvenz- und Restrukturierungsakte | Bearbeitungsstand Juli 2026</w:t>
+    </w:r>
+  </w:p>
+</w:hdr>
 </file>
 
 <file path=word/numbering.xml><?xml version="1.0" encoding="utf-8"?>
@@ -1400,11 +1528,12 @@
       <w:contextualSpacing/>
     </w:pPr>
     <w:rPr>
-      <w:rFonts w:asciiTheme="majorHAnsi" w:eastAsiaTheme="majorEastAsia" w:hAnsiTheme="majorHAnsi" w:cstheme="majorBidi"/>
+      <w:rFonts w:asciiTheme="majorHAnsi" w:eastAsiaTheme="majorEastAsia" w:hAnsiTheme="majorHAnsi" w:cstheme="majorBidi" w:ascii="Times New Roman" w:hAnsi="Times New Roman"/>
+      <w:b/>
       <w:color w:val="17365D" w:themeColor="text2" w:themeShade="BF"/>
       <w:spacing w:val="5"/>
       <w:kern w:val="28"/>
-      <w:sz w:val="52"/>
+      <w:sz w:val="30"/>
       <w:szCs w:val="52"/>
     </w:rPr>
   </w:style>
